--- a/reports/IE7275_GroupA_Project_Proposal_M3.docx
+++ b/reports/IE7275_GroupA_Project_Proposal_M3.docx
@@ -1506,6 +1506,7 @@
             <w:insideH w:val="none" w:color="auto" w:sz="0" w:space="0"/>
             <w:insideV w:val="none" w:color="auto" w:sz="0" w:space="0"/>
           </w:tblBorders>
+          <w:shd w:val="clear" w:color="auto" w:fill="181818"/>
           <w:tblCellMar>
             <w:top w:w="15" w:type="dxa"/>
             <w:left w:w="15" w:type="dxa"/>
@@ -6657,6 +6658,7 @@
             <w:insideH w:val="none" w:color="auto" w:sz="0" w:space="0"/>
             <w:insideV w:val="none" w:color="auto" w:sz="0" w:space="0"/>
           </w:tblBorders>
+          <w:shd w:val="clear" w:color="auto" w:fill="181818"/>
           <w:tblCellMar>
             <w:top w:w="15" w:type="dxa"/>
             <w:left w:w="15" w:type="dxa"/>
@@ -13647,8 +13649,6 @@
         </w:rPr>
         <w:t>8. Repository</w:t>
       </w:r>
-      <w:bookmarkStart w:id="0" w:name="_GoBack"/>
-      <w:bookmarkEnd w:id="0"/>
     </w:p>
     <w:p>
       <w:pPr>
@@ -13674,6 +13674,9 @@
       <w:pPr>
         <w:spacing w:before="0" w:after="160" w:line="360" w:lineRule="auto"/>
         <w:rPr>
+          <w:rFonts w:hint="default" w:ascii="Times New Roman" w:hAnsi="Times New Roman" w:eastAsia="Times New Roman"/>
+          <w:b/>
+          <w:i w:val="0"/>
           <w:sz w:val="22"/>
           <w:szCs w:val="22"/>
         </w:rPr>
@@ -13686,11 +13689,11 @@
           <w:sz w:val="22"/>
           <w:szCs w:val="22"/>
         </w:rPr>
-        <w:t xml:space="preserve">Public repository URL: </w:t>
+        <w:t>Public repository URL:</w:t>
       </w:r>
       <w:r>
         <w:rPr>
-          <w:rFonts w:hint="default" w:ascii="Times New Roman" w:hAnsi="Times New Roman" w:eastAsia="Times New Roman"/>
+          <w:rFonts w:ascii="Times New Roman" w:hAnsi="Times New Roman" w:eastAsia="Times New Roman"/>
           <w:b/>
           <w:i w:val="0"/>
           <w:sz w:val="22"/>
@@ -13700,17 +13703,17 @@
       </w:r>
       <w:r>
         <w:rPr>
-          <w:rFonts w:hint="default" w:ascii="Times New Roman" w:hAnsi="Times New Roman" w:eastAsia="Times New Roman"/>
+          <w:rFonts w:ascii="Times New Roman" w:hAnsi="Times New Roman" w:eastAsia="Times New Roman"/>
           <w:b/>
           <w:i w:val="0"/>
           <w:sz w:val="22"/>
           <w:szCs w:val="22"/>
         </w:rPr>
-        <w:instrText xml:space="preserve"> HYPERLINK "https://github.com/alps4u/ie7275-GroupA" </w:instrText>
+        <w:instrText xml:space="preserve"> HYPERLINK "https://github.com/wallrue/Forecasting-Unplanned-Ward-to-ICU-Transfer" </w:instrText>
       </w:r>
       <w:r>
         <w:rPr>
-          <w:rFonts w:hint="default" w:ascii="Times New Roman" w:hAnsi="Times New Roman" w:eastAsia="Times New Roman"/>
+          <w:rFonts w:ascii="Times New Roman" w:hAnsi="Times New Roman" w:eastAsia="Times New Roman"/>
           <w:b/>
           <w:i w:val="0"/>
           <w:sz w:val="22"/>
@@ -13721,17 +13724,28 @@
       <w:r>
         <w:rPr>
           <w:rStyle w:val="21"/>
+          <w:rFonts w:ascii="Times New Roman" w:hAnsi="Times New Roman" w:eastAsia="Times New Roman"/>
+          <w:b/>
+          <w:i w:val="0"/>
+          <w:sz w:val="22"/>
+          <w:szCs w:val="22"/>
+        </w:rPr>
+        <w:t xml:space="preserve"> </w:t>
+      </w:r>
+      <w:r>
+        <w:rPr>
+          <w:rStyle w:val="21"/>
           <w:rFonts w:hint="default" w:ascii="Times New Roman" w:hAnsi="Times New Roman" w:eastAsia="Times New Roman"/>
           <w:b/>
           <w:i w:val="0"/>
           <w:sz w:val="22"/>
           <w:szCs w:val="22"/>
         </w:rPr>
-        <w:t>https://github.com/alps4u/ie7275-GroupA</w:t>
+        <w:t>https://github.com/wallrue/Forecasting-Unplanned-Ward-to-ICU-Transfer</w:t>
       </w:r>
       <w:r>
         <w:rPr>
-          <w:rFonts w:hint="default" w:ascii="Times New Roman" w:hAnsi="Times New Roman" w:eastAsia="Times New Roman"/>
+          <w:rFonts w:ascii="Times New Roman" w:hAnsi="Times New Roman" w:eastAsia="Times New Roman"/>
           <w:b/>
           <w:i w:val="0"/>
           <w:sz w:val="22"/>
@@ -13739,6 +13753,8 @@
         </w:rPr>
         <w:fldChar w:fldCharType="end"/>
       </w:r>
+      <w:bookmarkStart w:id="0" w:name="_GoBack"/>
+      <w:bookmarkEnd w:id="0"/>
     </w:p>
     <w:p>
       <w:pPr>
